--- a/docs/coursework/Приложение_Г_Текст_программы.docx
+++ b/docs/coursework/Приложение_Г_Текст_программы.docx
@@ -34,7 +34,7 @@
         <w:pStyle w:val="a3"/>
       </w:pPr>
       <w:r>
-        <w:t xml:space="preserve">В данном программном документе приведён текст программы для мобильного приложения и веб-панели управления «Интернет-магазин продуктов «Nectar».</w:t>
+        <w:t xml:space="preserve">В данном программном документе приведён текст программы для мобильного приложения и веб-панели управления «Интернет-магазин продуктов «Нектар».</w:t>
       </w:r>
     </w:p>
     <w:p>
@@ -305,7 +305,7 @@
         <w:pStyle w:val="a3"/>
       </w:pPr>
       <w:r>
-        <w:t xml:space="preserve">Наименование – «Интернет-магазин продуктов «Nectar».</w:t>
+        <w:t xml:space="preserve">Наименование – «Интернет-магазин продуктов «Нектар».</w:t>
       </w:r>
     </w:p>
     <w:p>
